--- a/companies/northgate-staffing/Engagements/Sanchez-Baker/Meeting Minutes 2017-06-26 - Sanchez-Baker.docx
+++ b/companies/northgate-staffing/Engagements/Sanchez-Baker/Meeting Minutes 2017-06-26 - Sanchez-Baker.docx
@@ -7,7 +7,12 @@
         <w:pStyle w:val="Heading1"/>
       </w:pPr>
       <w:r>
-        <w:t>Minutes of Working Session</w:t>
+        <w:t>Working Session, Board Director Search for Sanchez-Baker</w:t>
+      </w:r>
+    </w:p>
+    <w:p>
+      <w:r>
+        <w:t>The purpose of this session was to review progress on the board director search since kickoff, to calibrate the specification against what the early market work has surfaced, and to agree the sequence of steps that will carry us toward a qualified slate; these minutes record, in order, who attended, what was discussed, and what each of us undertook to do.</w:t>
       </w:r>
     </w:p>
     <w:p>
@@ -15,7 +20,7 @@
         <w:pStyle w:val="Heading2"/>
       </w:pPr>
       <w:r>
-        <w:t>Attendees</w:t>
+        <w:t>Present</w:t>
       </w:r>
     </w:p>
     <w:p>
@@ -23,7 +28,7 @@
         <w:pStyle w:val="ListBullet"/>
       </w:pPr>
       <w:r>
-        <w:t>James Grant, Senior Consultant, Northgate Talent Partners (chair, minutes)</w:t>
+        <w:t>James Grant, Senior Consultant</w:t>
       </w:r>
     </w:p>
     <w:p>
@@ -31,7 +36,7 @@
         <w:pStyle w:val="ListBullet"/>
       </w:pPr>
       <w:r>
-        <w:t>Jeffrey Patterson, Research Consultant, Northgate Talent Partners</w:t>
+        <w:t>Jason Bell, Research Associate</w:t>
       </w:r>
     </w:p>
     <w:p>
@@ -39,7 +44,7 @@
         <w:pStyle w:val="ListBullet"/>
       </w:pPr>
       <w:r>
-        <w:t>Jason Bell, Research Associate, Northgate Talent Partners</w:t>
+        <w:t>Jeffrey Patterson, Research Consultant</w:t>
       </w:r>
     </w:p>
     <w:p>
@@ -47,7 +52,7 @@
         <w:pStyle w:val="ListBullet"/>
       </w:pPr>
       <w:r>
-        <w:t>Jennifer Frazier, Chief Operating Officer, Sanchez-Baker</w:t>
+        <w:t>Jennifer Frazier, Chief Operating Officer</w:t>
       </w:r>
     </w:p>
     <w:p>
@@ -55,27 +60,37 @@
         <w:pStyle w:val="Heading2"/>
       </w:pPr>
       <w:r>
-        <w:t>Discussion</w:t>
+        <w:t>Progress since kickoff</w:t>
       </w:r>
     </w:p>
     <w:p>
       <w:r>
-        <w:t>Purpose of the session was to review the long list against the approved specification and to decide who we approach. Jeffrey Patterson opened with the map. The useful result was not the size of the list but its shape: it sorts into three groups and only two of them are worth our time. Sitting directors at larger companies match the specification exactly and will be the hardest to move, largely because their calendars are already spoken for. Operators one step short of a first board seat have the capacity and the appetite, and will require the board to carry a small amount of risk. The third group, the professional director set who will take any seat offered, we agreed to leave where we found it. Jennifer Frazier did not need persuading on that point.</w:t>
+        <w:t>Jason Bell presented the state of the market map, which now covers the relevant field of prospective directors drawn from current and recent board and senior operating roles across the sectors we agreed to prioritize, and he noted that the long list has reached a workable size without yet having been narrowed, so that no prospect has been set aside prematurely. He added that two prospects had surfaced whom none of us had expected, which he took as a sign that the map is reaching beyond the obvious names.</w:t>
       </w:r>
     </w:p>
     <w:p>
       <w:r>
-        <w:t>The conversation then turned to what Sanchez-Baker is actually solving for with this appointment. Jennifer Frazier was direct about it: the board wants operating experience from a company that has crossed the size Sanchez-Baker is crossing now, and it wants someone who will ask management hard questions without turning every meeting into a review. Jason Bell reported from first contact that the second group responds to precisely that framing, while the first group asks about committee load before anything else. That split is useful. It should shape how we write the approach, not only whom we call.</w:t>
+        <w:t>Jennifer Frazier gave the client's read on the profile, emphasizing that the board values sector credibility and the standing to be heard in the room over a simple count of prior directorships, and she asked that we give weight to candidates whose experience speaks to the board's current priorities, a point that we agreed to fold directly into the specification. She also confirmed that the board would prefer a genuinely independent voice to a familiar one, which narrows the field in a useful way.</w:t>
       </w:r>
     </w:p>
     <w:p>
       <w:r>
-        <w:t>One caution from the chair. We spent part of the session on individual names, and at this stage I would rather we did less of that. Approaches are underway and candidates are in conversation. A name spoken of warmly in a working session has a way of becoming an expectation by the time the slate lands, without anyone having agreed to it. Nothing in this record identifies a candidate: current role only, as the engagement letter provides, and I would ask that the same discipline hold in whatever goes back to the board.</w:t>
+        <w:t>On the specification itself, we recorded the profile as it now stands: an independent director with credibility in the relevant sector, the standing to be heard in the room, freedom from conflict with the company, and the time to serve as a working member of the board rather than a name on the letterhead.</w:t>
       </w:r>
     </w:p>
     <w:p>
       <w:r>
-        <w:t>On timing, we are entering the stretch where the calendar rather than the market decides the outcome. Jennifer Frazier will confirm which directors sit on the interview panel and will hold time for them. Jeffrey Patterson raised references early, as he tends to, and he is right to. For a board seat the references worth having are people who have sat in a boardroom with the candidate, and those cannot be arranged discreetly at short notice. We start that groundwork now rather than at the end.</w:t>
+        <w:t>On the question of pace, we set out the ordinary rhythm of a search of this kind, in which the long list is refined into a shorter roster of genuine prospects, those prospects are approached and assessed in sequence, and only a small, well-qualified group is brought forward for interview; we are presently at the refining stage, well short of finalists, and we were candid that the calibration now underway is what most determines the quality of the slate later on.</w:t>
+      </w:r>
+    </w:p>
+    <w:p>
+      <w:r>
+        <w:t>We reviewed, in turn, the discipline that governs how this search is conducted: every candidate is described by the seat presently held rather than by name in any material that circulates, and the first approaches, which Jeffrey Patterson is managing, will be made discreetly to those who are not themselves seeking a move, since the strongest board members are seldom those who put themselves forward.</w:t>
+      </w:r>
+    </w:p>
+    <w:p>
+      <w:r>
+        <w:t>We closed the discussion by fixing the shape of the next review, at which Jason Bell will bring the refined long list, James Grant will bring the revised specification for confirmation, and Jennifer Frazier will bring the board's read on interview timing, so that the session can move us cleanly from research into approaches without a further round of calibration.</w:t>
       </w:r>
     </w:p>
     <w:p>
@@ -83,7 +98,7 @@
         <w:pStyle w:val="Heading2"/>
       </w:pPr>
       <w:r>
-        <w:t>Action Items</w:t>
+        <w:t>Actions agreed</w:t>
       </w:r>
     </w:p>
     <w:tbl>
@@ -107,7 +122,7 @@
               <w:rPr>
                 <w:b/>
               </w:rPr>
-              <w:t>Action</w:t>
+              <w:t>Owner</w:t>
             </w:r>
           </w:p>
         </w:tc>
@@ -120,7 +135,7 @@
               <w:rPr>
                 <w:b/>
               </w:rPr>
-              <w:t>Owner</w:t>
+              <w:t>Action</w:t>
             </w:r>
           </w:p>
         </w:tc>
@@ -145,10 +160,96 @@
           </w:tcPr>
           <w:p>
             <w:r>
-              <w:t>Confirm the directors sitting on the interview panel and hold time for them</w:t>
+              <w:t>James Grant</w:t>
             </w:r>
           </w:p>
         </w:tc>
+        <w:tc>
+          <w:tcPr>
+            <w:tcW w:type="dxa" w:w="2880"/>
+          </w:tcPr>
+          <w:p>
+            <w:r>
+              <w:t>Revise the position specification to reflect the client's weighting and circulate it for confirmation</w:t>
+            </w:r>
+          </w:p>
+        </w:tc>
+        <w:tc>
+          <w:tcPr>
+            <w:tcW w:type="dxa" w:w="2880"/>
+          </w:tcPr>
+          <w:p>
+            <w:r>
+              <w:t>This week</w:t>
+            </w:r>
+          </w:p>
+        </w:tc>
+      </w:tr>
+      <w:tr>
+        <w:tc>
+          <w:tcPr>
+            <w:tcW w:type="dxa" w:w="2880"/>
+          </w:tcPr>
+          <w:p>
+            <w:r>
+              <w:t>Jason Bell</w:t>
+            </w:r>
+          </w:p>
+        </w:tc>
+        <w:tc>
+          <w:tcPr>
+            <w:tcW w:type="dxa" w:w="2880"/>
+          </w:tcPr>
+          <w:p>
+            <w:r>
+              <w:t>Refine the long list against the sharpened specification and prepare a first cut for internal review</w:t>
+            </w:r>
+          </w:p>
+        </w:tc>
+        <w:tc>
+          <w:tcPr>
+            <w:tcW w:type="dxa" w:w="2880"/>
+          </w:tcPr>
+          <w:p>
+            <w:r>
+              <w:t>Within the fortnight</w:t>
+            </w:r>
+          </w:p>
+        </w:tc>
+      </w:tr>
+      <w:tr>
+        <w:tc>
+          <w:tcPr>
+            <w:tcW w:type="dxa" w:w="2880"/>
+          </w:tcPr>
+          <w:p>
+            <w:r>
+              <w:t>Jeffrey Patterson</w:t>
+            </w:r>
+          </w:p>
+        </w:tc>
+        <w:tc>
+          <w:tcPr>
+            <w:tcW w:type="dxa" w:w="2880"/>
+          </w:tcPr>
+          <w:p>
+            <w:r>
+              <w:t>Open discreet approaches to the priority prospects and hold provisional interview windows</w:t>
+            </w:r>
+          </w:p>
+        </w:tc>
+        <w:tc>
+          <w:tcPr>
+            <w:tcW w:type="dxa" w:w="2880"/>
+          </w:tcPr>
+          <w:p>
+            <w:r>
+              <w:t>On approval of the specification</w:t>
+            </w:r>
+          </w:p>
+        </w:tc>
+      </w:tr>
+      <w:tr>
         <w:tc>
           <w:tcPr>
             <w:tcW w:type="dxa" w:w="2880"/>
@@ -165,19 +266,7 @@
           </w:tcPr>
           <w:p>
             <w:r>
-              <w:t>Before the next session</w:t>
-            </w:r>
-          </w:p>
-        </w:tc>
-      </w:tr>
-      <w:tr>
-        <w:tc>
-          <w:tcPr>
-            <w:tcW w:type="dxa" w:w="2880"/>
-          </w:tcPr>
-          <w:p>
-            <w:r>
-              <w:t>Continue approaches across the two priority groups; log every response the day it happens</w:t>
+              <w:t>Confirm the revised specification and the board's interview availability</w:t>
             </w:r>
           </w:p>
         </w:tc>
@@ -187,177 +276,7 @@
           </w:tcPr>
           <w:p>
             <w:r>
-              <w:t>Jason Bell</w:t>
-            </w:r>
-          </w:p>
-        </w:tc>
-        <w:tc>
-          <w:tcPr>
-            <w:tcW w:type="dxa" w:w="2880"/>
-          </w:tcPr>
-          <w:p>
-            <w:r>
-              <w:t>Ongoing</w:t>
-            </w:r>
-          </w:p>
-        </w:tc>
-      </w:tr>
-      <w:tr>
-        <w:tc>
-          <w:tcPr>
-            <w:tcW w:type="dxa" w:w="2880"/>
-          </w:tcPr>
-          <w:p>
-            <w:r>
-              <w:t>Recut the map against the operating-experience test the board set today</w:t>
-            </w:r>
-          </w:p>
-        </w:tc>
-        <w:tc>
-          <w:tcPr>
-            <w:tcW w:type="dxa" w:w="2880"/>
-          </w:tcPr>
-          <w:p>
-            <w:r>
-              <w:t>Jeffrey Patterson</w:t>
-            </w:r>
-          </w:p>
-        </w:tc>
-        <w:tc>
-          <w:tcPr>
-            <w:tcW w:type="dxa" w:w="2880"/>
-          </w:tcPr>
-          <w:p>
-            <w:r>
-              <w:t>Next week</w:t>
-            </w:r>
-          </w:p>
-        </w:tc>
-      </w:tr>
-      <w:tr>
-        <w:tc>
-          <w:tcPr>
-            <w:tcW w:type="dxa" w:w="2880"/>
-          </w:tcPr>
-          <w:p>
-            <w:r>
-              <w:t>Confirm the off-limits list against the board's own affiliations</w:t>
-            </w:r>
-          </w:p>
-        </w:tc>
-        <w:tc>
-          <w:tcPr>
-            <w:tcW w:type="dxa" w:w="2880"/>
-          </w:tcPr>
-          <w:p>
-            <w:r>
-              <w:t>Jennifer Frazier</w:t>
-            </w:r>
-          </w:p>
-        </w:tc>
-        <w:tc>
-          <w:tcPr>
-            <w:tcW w:type="dxa" w:w="2880"/>
-          </w:tcPr>
-          <w:p>
-            <w:r>
-              <w:t>Next week</w:t>
-            </w:r>
-          </w:p>
-        </w:tc>
-      </w:tr>
-      <w:tr>
-        <w:tc>
-          <w:tcPr>
-            <w:tcW w:type="dxa" w:w="2880"/>
-          </w:tcPr>
-          <w:p>
-            <w:r>
-              <w:t>Begin discreet groundwork on boardroom references for the likely candidates</w:t>
-            </w:r>
-          </w:p>
-        </w:tc>
-        <w:tc>
-          <w:tcPr>
-            <w:tcW w:type="dxa" w:w="2880"/>
-          </w:tcPr>
-          <w:p>
-            <w:r>
-              <w:t>Jeffrey Patterson</w:t>
-            </w:r>
-          </w:p>
-        </w:tc>
-        <w:tc>
-          <w:tcPr>
-            <w:tcW w:type="dxa" w:w="2880"/>
-          </w:tcPr>
-          <w:p>
-            <w:r>
-              <w:t>Ongoing</w:t>
-            </w:r>
-          </w:p>
-        </w:tc>
-      </w:tr>
-      <w:tr>
-        <w:tc>
-          <w:tcPr>
-            <w:tcW w:type="dxa" w:w="2880"/>
-          </w:tcPr>
-          <w:p>
-            <w:r>
-              <w:t>Reset the board's expectation on slate size and the true depth of this market</w:t>
-            </w:r>
-          </w:p>
-        </w:tc>
-        <w:tc>
-          <w:tcPr>
-            <w:tcW w:type="dxa" w:w="2880"/>
-          </w:tcPr>
-          <w:p>
-            <w:r>
-              <w:t>James Grant</w:t>
-            </w:r>
-          </w:p>
-        </w:tc>
-        <w:tc>
-          <w:tcPr>
-            <w:tcW w:type="dxa" w:w="2880"/>
-          </w:tcPr>
-          <w:p>
-            <w:r>
-              <w:t>At the next board update</w:t>
-            </w:r>
-          </w:p>
-        </w:tc>
-      </w:tr>
-      <w:tr>
-        <w:tc>
-          <w:tcPr>
-            <w:tcW w:type="dxa" w:w="2880"/>
-          </w:tcPr>
-          <w:p>
-            <w:r>
-              <w:t>Circulate the weekly approach summary by current role only, no names</w:t>
-            </w:r>
-          </w:p>
-        </w:tc>
-        <w:tc>
-          <w:tcPr>
-            <w:tcW w:type="dxa" w:w="2880"/>
-          </w:tcPr>
-          <w:p>
-            <w:r>
-              <w:t>Jason Bell</w:t>
-            </w:r>
-          </w:p>
-        </w:tc>
-        <w:tc>
-          <w:tcPr>
-            <w:tcW w:type="dxa" w:w="2880"/>
-          </w:tcPr>
-          <w:p>
-            <w:r>
-              <w:t>Weekly</w:t>
+              <w:t>Ahead of the next review</w:t>
             </w:r>
           </w:p>
         </w:tc>
@@ -365,7 +284,7 @@
     </w:tbl>
     <w:p>
       <w:r>
-        <w:t>Next working session to be scheduled through Jennifer Frazier. Minutes recorded by James Grant; corrections to me within the week or the record stands.</w:t>
+        <w:t>Our single next step is the confirmation of the revised specification; once Jennifer Frazier returns it, we will open the priority approaches and set the date on which we present the first cut of the slate for review.</w:t>
       </w:r>
     </w:p>
     <w:sectPr>

--- a/companies/northgate-staffing/Engagements/Sanchez-Baker/Meeting Minutes 2017-06-26 - Sanchez-Baker.docx
+++ b/companies/northgate-staffing/Engagements/Sanchez-Baker/Meeting Minutes 2017-06-26 - Sanchez-Baker.docx
@@ -7,12 +7,12 @@
         <w:pStyle w:val="Heading1"/>
       </w:pPr>
       <w:r>
-        <w:t>Working Session, Board Director Search for Sanchez-Baker</w:t>
+        <w:t>Working session on the Sanchez-Baker board search</w:t>
       </w:r>
     </w:p>
     <w:p>
       <w:r>
-        <w:t>The purpose of this session was to review progress on the board director search since kickoff, to calibrate the specification against what the early market work has surfaced, and to agree the sequence of steps that will carry us toward a qualified slate; these minutes record, in order, who attended, what was discussed, and what each of us undertook to do.</w:t>
+        <w:t>The session was called to read the long list name by name and to settle which of those names we approach, and this record follows the order the meeting took: who was present, where the search stands, what we settled, the reservations that were voiced, and the items each of us now carries.</w:t>
       </w:r>
     </w:p>
     <w:p>
@@ -36,6 +36,14 @@
         <w:pStyle w:val="ListBullet"/>
       </w:pPr>
       <w:r>
+        <w:t>Jeffrey Patterson, Research Consultant</w:t>
+      </w:r>
+    </w:p>
+    <w:p>
+      <w:pPr>
+        <w:pStyle w:val="ListBullet"/>
+      </w:pPr>
+      <w:r>
         <w:t>Jason Bell, Research Associate</w:t>
       </w:r>
     </w:p>
@@ -44,15 +52,7 @@
         <w:pStyle w:val="ListBullet"/>
       </w:pPr>
       <w:r>
-        <w:t>Jeffrey Patterson, Research Consultant</w:t>
-      </w:r>
-    </w:p>
-    <w:p>
-      <w:pPr>
-        <w:pStyle w:val="ListBullet"/>
-      </w:pPr>
-      <w:r>
-        <w:t>Jennifer Frazier, Chief Operating Officer</w:t>
+        <w:t>Jennifer Frazier, Chief Operating Officer, Sanchez-Baker</w:t>
       </w:r>
     </w:p>
     <w:p>
@@ -60,37 +60,17 @@
         <w:pStyle w:val="Heading2"/>
       </w:pPr>
       <w:r>
-        <w:t>Progress since kickoff</w:t>
+        <w:t>Where the search stands</w:t>
       </w:r>
     </w:p>
     <w:p>
       <w:r>
-        <w:t>Jason Bell presented the state of the market map, which now covers the relevant field of prospective directors drawn from current and recent board and senior operating roles across the sectors we agreed to prioritize, and he noted that the long list has reached a workable size without yet having been narrowed, so that no prospect has been set aside prematurely. He added that two prospects had surfaced whom none of us had expected, which he took as a sign that the map is reaching beyond the obvious names.</w:t>
+        <w:t>Jason Bell reported that the long list closed at forty-one names, built off the market map and tested since by research calls rather than by any formal approach, and that of the forty-one he would expect roughly half to take a board conversation in the next few weeks, with the audit committee requirement accounting for most of the balance. He took the room through the map by sector before the names, which was the right order, because two of the sectors we had assumed would carry candidates turned out to be thin once the revenue band was applied.</w:t>
       </w:r>
     </w:p>
     <w:p>
       <w:r>
-        <w:t>Jennifer Frazier gave the client's read on the profile, emphasizing that the board values sector credibility and the standing to be heard in the room over a simple count of prior directorships, and she asked that we give weight to candidates whose experience speaks to the board's current priorities, a point that we agreed to fold directly into the specification. She also confirmed that the board would prefer a genuinely independent voice to a familiar one, which narrows the field in a useful way.</w:t>
-      </w:r>
-    </w:p>
-    <w:p>
-      <w:r>
-        <w:t>On the specification itself, we recorded the profile as it now stands: an independent director with credibility in the relevant sector, the standing to be heard in the room, freedom from conflict with the company, and the time to serve as a working member of the board rather than a name on the letterhead.</w:t>
-      </w:r>
-    </w:p>
-    <w:p>
-      <w:r>
-        <w:t>On the question of pace, we set out the ordinary rhythm of a search of this kind, in which the long list is refined into a shorter roster of genuine prospects, those prospects are approached and assessed in sequence, and only a small, well-qualified group is brought forward for interview; we are presently at the refining stage, well short of finalists, and we were candid that the calibration now underway is what most determines the quality of the slate later on.</w:t>
-      </w:r>
-    </w:p>
-    <w:p>
-      <w:r>
-        <w:t>We reviewed, in turn, the discipline that governs how this search is conducted: every candidate is described by the seat presently held rather than by name in any material that circulates, and the first approaches, which Jeffrey Patterson is managing, will be made discreetly to those who are not themselves seeking a move, since the strongest board members are seldom those who put themselves forward.</w:t>
-      </w:r>
-    </w:p>
-    <w:p>
-      <w:r>
-        <w:t>We closed the discussion by fixing the shape of the next review, at which Jason Bell will bring the refined long list, James Grant will bring the revised specification for confirmation, and Jennifer Frazier will bring the board's read on interview timing, so that the session can move us cleanly from research into approaches without a further round of calibration.</w:t>
+        <w:t>Jennifer Frazier answered the question we had put to her ahead of the session. The seat carries audit committee membership from the first meeting, and the committee has not yet decided whether it carries the chair. She asked that we approach on membership and treat the chair as open, and she undertook to bring the question back to us once the committee has met.</w:t>
       </w:r>
     </w:p>
     <w:p>
@@ -98,7 +78,48 @@
         <w:pStyle w:val="Heading2"/>
       </w:pPr>
       <w:r>
-        <w:t>Actions agreed</w:t>
+        <w:t>What we settled</w:t>
+      </w:r>
+    </w:p>
+    <w:p>
+      <w:r>
+        <w:t>Fourteen of the forty-one are carried forward for approach, taken in priority order, with the priority set by the fit to the specification and not by how likely a name is to answer. The remaining twenty-seven stay on the list and Jason Bell continues research calls against them, so that the list behind the fourteen is live if we need it.</w:t>
+      </w:r>
+    </w:p>
+    <w:p>
+      <w:r>
+        <w:t>Approaches are made by telephone and by a consultant, which on this search means Jeffrey Patterson and James Grant, against the wording James Grant circulated before the session and which the room approved without change. Jason Bell continues research calls but makes no formal approach. No candidate name leaves the engagement file, and the client sees roles and records until the slate is presented.</w:t>
+      </w:r>
+    </w:p>
+    <w:p>
+      <w:r>
+        <w:t>The next working session is triggered rather than diarised: we reconvene when eight of the fourteen have been reached, whether or not all eight have answered.</w:t>
+      </w:r>
+    </w:p>
+    <w:p>
+      <w:pPr>
+        <w:pStyle w:val="Heading2"/>
+      </w:pPr>
+      <w:r>
+        <w:t>Reservations recorded</w:t>
+      </w:r>
+    </w:p>
+    <w:p>
+      <w:r>
+        <w:t>Jeffrey Patterson asked that his reservation be minuted, which is that fourteen is a thin field for a seat with this much financial specificity, and that if four of the fourteen decline we will be short of a slate and back at the map with a month gone. Jennifer Frazier accepted the risk in the room and said the board will take a short slate over a padded one, and she asked only that we tell her the week we know rather than the week we are due to report.</w:t>
+      </w:r>
+    </w:p>
+    <w:p>
+      <w:r>
+        <w:t>I record a reservation of my own. Two of the fourteen sit at companies close enough to the client's market that an approach could be read as a conflict by their own boards, and I have asked Jeffrey Patterson to put both names to Jennifer Frazier before either is called.</w:t>
+      </w:r>
+    </w:p>
+    <w:p>
+      <w:pPr>
+        <w:pStyle w:val="Heading2"/>
+      </w:pPr>
+      <w:r>
+        <w:t>Items and owners</w:t>
       </w:r>
     </w:p>
     <w:tbl>
@@ -122,6 +143,19 @@
               <w:rPr>
                 <w:b/>
               </w:rPr>
+              <w:t>Item</w:t>
+            </w:r>
+          </w:p>
+        </w:tc>
+        <w:tc>
+          <w:tcPr>
+            <w:tcW w:type="dxa" w:w="2880"/>
+          </w:tcPr>
+          <w:p>
+            <w:r>
+              <w:rPr>
+                <w:b/>
+              </w:rPr>
               <w:t>Owner</w:t>
             </w:r>
           </w:p>
@@ -135,25 +169,22 @@
               <w:rPr>
                 <w:b/>
               </w:rPr>
-              <w:t>Action</w:t>
+              <w:t>When</w:t>
             </w:r>
           </w:p>
         </w:tc>
+      </w:tr>
+      <w:tr>
         <w:tc>
           <w:tcPr>
             <w:tcW w:type="dxa" w:w="2880"/>
           </w:tcPr>
           <w:p>
             <w:r>
-              <w:rPr>
-                <w:b/>
-              </w:rPr>
-              <w:t>By when</w:t>
+              <w:t>Approach wording, final version to the file</w:t>
             </w:r>
           </w:p>
         </w:tc>
-      </w:tr>
-      <w:tr>
         <w:tc>
           <w:tcPr>
             <w:tcW w:type="dxa" w:w="2880"/>
@@ -170,7 +201,19 @@
           </w:tcPr>
           <w:p>
             <w:r>
-              <w:t>Revise the position specification to reflect the client's weighting and circulate it for confirmation</w:t>
+              <w:t>Before the first call</w:t>
+            </w:r>
+          </w:p>
+        </w:tc>
+      </w:tr>
+      <w:tr>
+        <w:tc>
+          <w:tcPr>
+            <w:tcW w:type="dxa" w:w="2880"/>
+          </w:tcPr>
+          <w:p>
+            <w:r>
+              <w:t>Approaches to the fourteen, in priority order</w:t>
             </w:r>
           </w:p>
         </w:tc>
@@ -180,12 +223,64 @@
           </w:tcPr>
           <w:p>
             <w:r>
-              <w:t>This week</w:t>
+              <w:t>Jeffrey Patterson</w:t>
+            </w:r>
+          </w:p>
+        </w:tc>
+        <w:tc>
+          <w:tcPr>
+            <w:tcW w:type="dxa" w:w="2880"/>
+          </w:tcPr>
+          <w:p>
+            <w:r>
+              <w:t>Over the next two weeks</w:t>
             </w:r>
           </w:p>
         </w:tc>
       </w:tr>
       <w:tr>
+        <w:tc>
+          <w:tcPr>
+            <w:tcW w:type="dxa" w:w="2880"/>
+          </w:tcPr>
+          <w:p>
+            <w:r>
+              <w:t>Conflict check on the two adjacent-market names</w:t>
+            </w:r>
+          </w:p>
+        </w:tc>
+        <w:tc>
+          <w:tcPr>
+            <w:tcW w:type="dxa" w:w="2880"/>
+          </w:tcPr>
+          <w:p>
+            <w:r>
+              <w:t>Jeffrey Patterson</w:t>
+            </w:r>
+          </w:p>
+        </w:tc>
+        <w:tc>
+          <w:tcPr>
+            <w:tcW w:type="dxa" w:w="2880"/>
+          </w:tcPr>
+          <w:p>
+            <w:r>
+              <w:t>Before either is approached</w:t>
+            </w:r>
+          </w:p>
+        </w:tc>
+      </w:tr>
+      <w:tr>
+        <w:tc>
+          <w:tcPr>
+            <w:tcW w:type="dxa" w:w="2880"/>
+          </w:tcPr>
+          <w:p>
+            <w:r>
+              <w:t>Research calls against the remaining twenty-seven</w:t>
+            </w:r>
+          </w:p>
+        </w:tc>
         <w:tc>
           <w:tcPr>
             <w:tcW w:type="dxa" w:w="2880"/>
@@ -202,17 +297,7 @@
           </w:tcPr>
           <w:p>
             <w:r>
-              <w:t>Refine the long list against the sharpened specification and prepare a first cut for internal review</w:t>
-            </w:r>
-          </w:p>
-        </w:tc>
-        <w:tc>
-          <w:tcPr>
-            <w:tcW w:type="dxa" w:w="2880"/>
-          </w:tcPr>
-          <w:p>
-            <w:r>
-              <w:t>Within the fortnight</w:t>
+              <w:t>Continuing</w:t>
             </w:r>
           </w:p>
         </w:tc>
@@ -224,32 +309,10 @@
           </w:tcPr>
           <w:p>
             <w:r>
-              <w:t>Jeffrey Patterson</w:t>
+              <w:t>Committee position on the chair</w:t>
             </w:r>
           </w:p>
         </w:tc>
-        <w:tc>
-          <w:tcPr>
-            <w:tcW w:type="dxa" w:w="2880"/>
-          </w:tcPr>
-          <w:p>
-            <w:r>
-              <w:t>Open discreet approaches to the priority prospects and hold provisional interview windows</w:t>
-            </w:r>
-          </w:p>
-        </w:tc>
-        <w:tc>
-          <w:tcPr>
-            <w:tcW w:type="dxa" w:w="2880"/>
-          </w:tcPr>
-          <w:p>
-            <w:r>
-              <w:t>On approval of the specification</w:t>
-            </w:r>
-          </w:p>
-        </w:tc>
-      </w:tr>
-      <w:tr>
         <w:tc>
           <w:tcPr>
             <w:tcW w:type="dxa" w:w="2880"/>
@@ -266,17 +329,7 @@
           </w:tcPr>
           <w:p>
             <w:r>
-              <w:t>Confirm the revised specification and the board's interview availability</w:t>
-            </w:r>
-          </w:p>
-        </w:tc>
-        <w:tc>
-          <w:tcPr>
-            <w:tcW w:type="dxa" w:w="2880"/>
-          </w:tcPr>
-          <w:p>
-            <w:r>
-              <w:t>Ahead of the next review</w:t>
+              <w:t>After the committee meets</w:t>
             </w:r>
           </w:p>
         </w:tc>
@@ -284,7 +337,7 @@
     </w:tbl>
     <w:p>
       <w:r>
-        <w:t>Our single next step is the confirmation of the revised specification; once Jennifer Frazier returns it, we will open the priority approaches and set the date on which we present the first cut of the slate for review.</w:t>
+        <w:t>The next step is the approach wording, which gates everything in the table below it, and James Grant will have the final version in the file before any call is made.</w:t>
       </w:r>
     </w:p>
     <w:sectPr>
